--- a/por/docx/48.content.docx
+++ b/por/docx/48.content.docx
@@ -11,6 +11,15 @@
         <w:pStyle w:val="Heading2"/>
       </w:pPr>
       <w:r>
+        <w:t>Resource: Notas de Estudo (Tyndale)</w:t>
+      </w:r>
+      <w:r/>
+    </w:p>
+    <w:p>
+      <w:pPr>
+        <w:pStyle w:val="Heading2"/>
+      </w:pPr>
+      <w:r>
         <w:t>License Information</w:t>
       </w:r>
       <w:r/>
@@ -21,7 +30,7 @@
         <w:rPr>
           <w:b/>
         </w:rPr>
-        <w:t>Study Notes (Tyndale)</w:t>
+        <w:t>Notas de Estudo (Tyndale)</w:t>
       </w:r>
       <w:r>
         <w:t xml:space="preserve"> (Portuguese) is based on</w:t>
@@ -74,7 +83,7 @@
         <w:pStyle w:val="Heading1"/>
       </w:pPr>
       <w:r>
-        <w:t>Study Notes (Tyndale)</w:t>
+        <w:t>Notas de Estudo (Tyndale)</w:t>
       </w:r>
     </w:p>
     <w:p>
@@ -83,6 +92,51 @@
           <w:headerReference w:type="even" r:id="rId8"/>
           <w:headerReference w:type="default" r:id="rId9"/>
           <w:footerReference w:type="default" r:id="rId10"/>
+          <w:footnotePr>
+            <w:numRestart w:val="eachSect"/>
+          </w:footnotePr>
+          <w:type w:val="continuous"/>
+          <w:pgSz w:w="12240" w:h="15840" w:code="1"/>
+          <w:pgMar w:top="1440" w:right="1440" w:bottom="1440" w:left="1440" w:header="504" w:footer="504" w:gutter="0"/>
+          <w:cols w:space="708"/>
+          <w:titlePg/>
+          <w:docGrid w:linePitch="360"/>
+        </w:sectPr>
+      </w:pPr>
+    </w:p>
+    <w:p>
+      <w:r/>
+    </w:p>
+    <w:p>
+      <w:pPr>
+        <w:pStyle w:val="Heading2"/>
+      </w:pPr>
+      <w:r>
+        <w:t>GAL</w:t>
+      </w:r>
+      <w:r/>
+    </w:p>
+    <w:p>
+      <w:r/>
+      <w:r>
+        <w:rPr>
+          <w:i/>
+        </w:rPr>
+        <w:t>Gálatas 1.1, Gálatas 1.1–5, Gálatas 1.1–2.21, Gálatas 1.2, Gálatas 1.3, Gálatas 1.3–5, Gálatas 1.4, Gálatas 1.4–5, Gálatas 1.5, Gálatas 1.6, Gálatas 1.6–10, Gálatas 1.7, Gálatas 1.8–9, Gálatas 1.9, Gálatas 1.10, Gálatas 1.11, Gálatas 1.11–2.21, Gálatas 1.12, Gálatas 1.13–14, Gálatas 1.14, Gálatas 1.15–16, Gálatas 1.16–20, Gálatas 1.17, Gálatas 1.18, Gálatas 1.18–20, Gálatas 1.20, Gálatas 1.21–22, Gálatas 1.23–24, Gálatas 2.1, Gálatas 2.1–10, Gálatas 2.2, Gálatas 2.3, Gálatas 2.4, Gálatas 2.4–5, Gálatas 2.5, Gálatas 2.6, Gálatas 2.6–10, Gálatas 2.7–8, Gálatas 2.9, Gálatas 2.10, Gálatas 2.11, Gálatas 2.11–21, Gálatas 2.12, Gálatas 2.13, Gálatas 2.14, Gálatas 2.14–21, Gálatas 2.15, Gálatas 2.16, Gálatas 2.17–21, Gálatas 2.18, Gálatas 2.19, Gálatas 2.20, Gálatas 2.21, Gálatas 3.1, Gálatas 3.1–9, Gálatas 3.1–5.12, Gálatas 3.2, Gálatas 3.3, Gálatas 3.4, Gálatas 3.5, Gálatas 3.6, Gálatas 3.6–9, Gálatas 3.7, Gálatas 3.8, Gálatas 3.10, Gálatas 3.10–12, Gálatas 3.11, Gálatas 3.12, Gálatas 3.13, Gálatas 3.13–14, Gálatas 3.14, Gálatas 3.15, Gálatas 3.15–18, Gálatas 3.16, Gálatas 3.17, Gálatas 3.18, Gálatas 3.19, Gálatas 3.19–22, Gálatas 3.20, Gálatas 3.21, Gálatas 3.21–25, Gálatas 3.22, Gálatas 3.23, Gálatas 3.23–29, Gálatas 3.24, Gálatas 3.25, Gálatas 3.26, Gálatas 3.26–29, Gálatas 3.27, Gálatas 3.28, Gálatas 3.29, Gálatas 4.1–3, Gálatas 4.1–7, Gálatas 4.3, Gálatas 4.4–5, Gálatas 4.6, Gálatas 4.8, Gálatas 4.8–11, Gálatas 4.9, Gálatas 4.10–11, Gálatas 4.11, Gálatas 4.12, Gálatas 4.12–20, Gálatas 4.13–14, Gálatas 4.15, Gálatas 4.16, Gálatas 4.17, Gálatas 4.18, Gálatas 4.19, Gálatas 4.20, Gálatas 4.21, Gálatas 4.21–31, Gálatas 4.22–23, Gálatas 4.24, Gálatas 4.24–25, Gálatas 4.25, Gálatas 4.26, Gálatas 4.27, Gálatas 4.28–31, Gálatas 4.29, Gálatas 4.30–31, Gálatas 5.1, Gálatas 5.2, Gálatas 5.2–6, Gálatas 5.3, Gálatas 5.4, Gálatas 5.5, Gálatas 5.6, Gálatas 5.7, Gálatas 5.8, Gálatas 5.9, Gálatas 5.10, Gálatas 5.11, Gálatas 5.12, Gálatas 5.13–6.10, Gálatas 5.14, Gálatas 5.15, Gálatas 5.16–26, Gálatas 5.17, Gálatas 5.18, Gálatas 5.19, Gálatas 5.19–26, Gálatas 5.20, Gálatas 5.21, Gálatas 5.22, Gálatas 5.23, Gálatas 5.24, Gálatas 5.25, Gálatas 5.26, Gálatas 6.1, Gálatas 6.1–5, Gálatas 6.1–10, Gálatas 6.2, Gálatas 6.3, Gálatas 6.4, Gálatas 6.5, Gálatas 6.6, Gálatas 6.6–10, Gálatas 6.7, Gálatas 6.8, Gálatas 6.9, Gálatas 6.10, Gálatas 6.11–18, Gálatas 6.12–13, Gálatas 6.14, Gálatas 6.15, Gálatas 6.16, Gálatas 6.17, Gálatas 6.18</w:t>
+      </w:r>
+      <w:r/>
+    </w:p>
+    <w:p>
+      <w:r/>
+      <w:r>
+        <w:t xml:space="preserve"> </w:t>
+      </w:r>
+      <w:r/>
+      <w:r/>
+    </w:p>
+    <w:p>
+      <w:pPr>
+        <w:sectPr>
           <w:footnotePr>
             <w:numRestart w:val="eachSect"/>
           </w:footnotePr>

--- a/por/docx/48.content.docx
+++ b/por/docx/48.content.docx
@@ -163,13 +163,6 @@
         <w:rPr>
           <w:lang w:val="pt_PT" w:bidi="pt_PT"/>
         </w:rPr>
-      </w:r>
-      <w:r>
-        <w:rPr>
-          <w:i/>
-          <w:lang w:val="pt_PT" w:bidi="pt_PT"/>
-        </w:rPr>
-        <w:t>Gálatas 1.1, Gálatas 1.1–5, Gálatas 1.1–2.21, Gálatas 1.2, Gálatas 1.3, Gálatas 1.3–5, Gálatas 1.4, Gálatas 1.4–5, Gálatas 1.5, Gálatas 1.6, Gálatas 1.6–10, Gálatas 1.7, Gálatas 1.8–9, Gálatas 1.9, Gálatas 1.10, Gálatas 1.11, Gálatas 1.11–2.21, Gálatas 1.12, Gálatas 1.13–14, Gálatas 1.14, Gálatas 1.15–16, Gálatas 1.16–20, Gálatas 1.17, Gálatas 1.18, Gálatas 1.18–20, Gálatas 1.20, Gálatas 1.21–22, Gálatas 1.23–24, Gálatas 2.1, Gálatas 2.1–10, Gálatas 2.2, Gálatas 2.3, Gálatas 2.4, Gálatas 2.4–5, Gálatas 2.5, Gálatas 2.6, Gálatas 2.6–10, Gálatas 2.7–8, Gálatas 2.9, Gálatas 2.10, Gálatas 2.11, Gálatas 2.11–21, Gálatas 2.12, Gálatas 2.13, Gálatas 2.14, Gálatas 2.14–21, Gálatas 2.15, Gálatas 2.16, Gálatas 2.17–21, Gálatas 2.18, Gálatas 2.19, Gálatas 2.20, Gálatas 2.21, Gálatas 3.1, Gálatas 3.1–9, Gálatas 3.1–5.12, Gálatas 3.2, Gálatas 3.3, Gálatas 3.4, Gálatas 3.5, Gálatas 3.6, Gálatas 3.6–9, Gálatas 3.7, Gálatas 3.8, Gálatas 3.10, Gálatas 3.10–12, Gálatas 3.11, Gálatas 3.12, Gálatas 3.13, Gálatas 3.13–14, Gálatas 3.14, Gálatas 3.15, Gálatas 3.15–18, Gálatas 3.16, Gálatas 3.17, Gálatas 3.18, Gálatas 3.19, Gálatas 3.19–22, Gálatas 3.20, Gálatas 3.21, Gálatas 3.21–25, Gálatas 3.22, Gálatas 3.23, Gálatas 3.23–29, Gálatas 3.24, Gálatas 3.25, Gálatas 3.26, Gálatas 3.26–29, Gálatas 3.27, Gálatas 3.28, Gálatas 3.29, Gálatas 4.1–3, Gálatas 4.1–7, Gálatas 4.3, Gálatas 4.4–5, Gálatas 4.6, Gálatas 4.8, Gálatas 4.8–11, Gálatas 4.9, Gálatas 4.10–11, Gálatas 4.11, Gálatas 4.12, Gálatas 4.12–20, Gálatas 4.13–14, Gálatas 4.15, Gálatas 4.16, Gálatas 4.17, Gálatas 4.18, Gálatas 4.19, Gálatas 4.20, Gálatas 4.21, Gálatas 4.21–31, Gálatas 4.22–23, Gálatas 4.24, Gálatas 4.24–25, Gálatas 4.25, Gálatas 4.26, Gálatas 4.27, Gálatas 4.28–31, Gálatas 4.29, Gálatas 4.30–31, Gálatas 5.1, Gálatas 5.2, Gálatas 5.2–6, Gálatas 5.3, Gálatas 5.4, Gálatas 5.5, Gálatas 5.6, Gálatas 5.7, Gálatas 5.8, Gálatas 5.9, Gálatas 5.10, Gálatas 5.11, Gálatas 5.12, Gálatas 5.13–6.10, Gálatas 5.14, Gálatas 5.15, Gálatas 5.16–26, Gálatas 5.17, Gálatas 5.18, Gálatas 5.19, Gálatas 5.19–26, Gálatas 5.20, Gálatas 5.21, Gálatas 5.22, Gálatas 5.23, Gálatas 5.24, Gálatas 5.25, Gálatas 5.26, Gálatas 6.1, Gálatas 6.1–5, Gálatas 6.1–10, Gálatas 6.2, Gálatas 6.3, Gálatas 6.4, Gálatas 6.5, Gálatas 6.6, Gálatas 6.6–10, Gálatas 6.7, Gálatas 6.8, Gálatas 6.9, Gálatas 6.10, Gálatas 6.11–18, Gálatas 6.12–13, Gálatas 6.14, Gálatas 6.15, Gálatas 6.16, Gálatas 6.17, Gálatas 6.18</w:t>
       </w:r>
       <w:r>
         <w:rPr>

--- a/por/docx/48.content.docx
+++ b/por/docx/48.content.docx
@@ -150,19 +150,6 @@
           <w:lang w:val="pt_PT" w:bidi="pt_PT"/>
         </w:rPr>
         <w:t>GAL</w:t>
-      </w:r>
-      <w:r>
-        <w:rPr>
-          <w:lang w:val="pt_PT" w:bidi="pt_PT"/>
-        </w:rPr>
-      </w:r>
-    </w:p>
-    <w:p>
-      <w:pPr/>
-      <w:r>
-        <w:rPr>
-          <w:lang w:val="pt_PT" w:bidi="pt_PT"/>
-        </w:rPr>
       </w:r>
       <w:r>
         <w:rPr>

--- a/por/docx/48.content.docx
+++ b/por/docx/48.content.docx
@@ -19,7 +19,7 @@
         <w:rPr>
           <w:lang w:val="pt_PT" w:bidi="pt_PT"/>
         </w:rPr>
-        <w:t>Resource: Notas de Estudo (Tyndale)</w:t>
+        <w:t>Resource: Tyndale Open Study Notes</w:t>
       </w:r>
       <w:r>
         <w:rPr>
@@ -112,7 +112,7 @@
         <w:rPr>
           <w:lang w:val="pt_PT" w:bidi="pt_PT"/>
         </w:rPr>
-        <w:t>Notas de Estudo (Tyndale)</w:t>
+        <w:t>Tyndale Open Study Notes</w:t>
       </w:r>
     </w:p>
     <w:p>

--- a/por/docx/48.content.docx
+++ b/por/docx/48.content.docx
@@ -19,7 +19,7 @@
         <w:rPr>
           <w:lang w:val="pt_PT" w:bidi="pt_PT"/>
         </w:rPr>
-        <w:t>Resource: Tyndale Open Study Notes</w:t>
+        <w:t>Resource: Aquifer Open Study Notes</w:t>
       </w:r>
       <w:r>
         <w:rPr>
@@ -112,7 +112,7 @@
         <w:rPr>
           <w:lang w:val="pt_PT" w:bidi="pt_PT"/>
         </w:rPr>
-        <w:t>Tyndale Open Study Notes</w:t>
+        <w:t>Aquifer Open Study Notes</w:t>
       </w:r>
     </w:p>
     <w:p>
